--- a/Ibrahim-Madi-CV.docx
+++ b/Ibrahim-Madi-CV.docx
@@ -86,7 +86,7 @@
       </w:pPr>
       <w:r>
         <w:rPr/>
-        <w:t>Full stack developer with 9 years building production web platforms, 7 of them on Laravel. Core developer on ArabsStock, an Arabic stock media marketplace holding over 1 million assets, where I own full-text and faceted search in Elasticsearch, the contributor ingest pipeline, and the RabbitMQ queues behind both. Strong across the stack — Vue.js and Nuxt.js on the front end, PHP, Python, MySQL, Redis, Docker and Kubernetes behind it — working to OOP and SOLID principles, writing PHPUnit tests, reviewing pull requests and documenting what I ship.</w:t>
+        <w:t>Full stack developer with 9 years building production web platforms, 7 of them on Laravel. Spent five years as a core developer on ArabsStock, an Arabic stock media marketplace holding over 1 million assets, where I owned full-text and faceted search in Elasticsearch, the contributor ingest pipeline, and the RabbitMQ queues behind both. Strong across the stack — Vue.js and Nuxt.js on the front end, PHP, Python, MySQL, Redis, Docker and Kubernetes behind it — working to OOP and SOLID principles, writing PHPUnit tests, reviewing pull requests and documenting what I ship. Available immediately for remote or on-site roles.</w:t>
       </w:r>
     </w:p>
     <w:p>
@@ -334,7 +334,7 @@
       </w:pPr>
       <w:r>
         <w:rPr/>
-        <w:t>Kenan Technology | Gaza, Palestine | January 2021 – Present</w:t>
+        <w:t>Kenan Technology | Gaza, Palestine | January 2021 – October 2026</w:t>
       </w:r>
     </w:p>
     <w:p>

--- a/Ibrahim-Madi-CV.docx
+++ b/Ibrahim-Madi-CV.docx
@@ -334,7 +334,7 @@
       </w:pPr>
       <w:r>
         <w:rPr/>
-        <w:t>Kenan Technology | Gaza, Palestine | January 2021 – October 2026</w:t>
+        <w:t>Kenan Technology | Gaza, Palestine | January 2021 – September 2026</w:t>
       </w:r>
     </w:p>
     <w:p>
